--- a/GuardianSphere – Setup & Runbook.docx
+++ b/GuardianSphere – Setup & Runbook.docx
@@ -307,7 +307,7 @@
     <w:p>
       <w:r>
         <w:pict w14:anchorId="6B469CAA">
-          <v:rect id="_x0000_i1025" style="width:0;height:1.5pt" o:hralign="center" o:hrstd="t" o:hr="t"/>
+          <v:rect id="_x0000_i1027" style="width:0;height:1.5pt" o:hralign="center" o:hrstd="t" o:hr="t"/>
         </w:pict>
       </w:r>
     </w:p>
@@ -336,285 +336,748 @@
     </w:p>
     <w:p>
       <w:pPr>
-        <w:pStyle w:val="SourceCode"/>
-        <w:rPr>
-          <w:rStyle w:val="VerbatimChar"/>
-          <w:sz w:val="20"/>
-          <w:szCs w:val="22"/>
-        </w:rPr>
-      </w:pPr>
-      <w:r>
-        <w:rPr>
-          <w:rStyle w:val="VerbatimChar"/>
-          <w:sz w:val="20"/>
-          <w:szCs w:val="22"/>
-        </w:rPr>
-        <w:t>Parent / Teacher / Student</w:t>
-      </w:r>
-      <w:r>
+        <w:jc w:val="both"/>
+        <w:rPr>
+          <w:rFonts w:ascii="Consolas" w:hAnsi="Consolas"/>
+          <w:b/>
+          <w:bCs/>
+          <w:sz w:val="20"/>
+          <w:szCs w:val="20"/>
+          <w:lang w:val="en-IN"/>
+        </w:rPr>
+      </w:pPr>
+      <w:r>
+        <w:rPr>
+          <w:rFonts w:ascii="Consolas" w:hAnsi="Consolas"/>
+          <w:b/>
+          <w:bCs/>
+          <w:sz w:val="20"/>
+          <w:szCs w:val="20"/>
+          <w:lang w:val="en-IN"/>
+        </w:rPr>
+        <w:drawing>
+          <wp:inline distT="0" distB="0" distL="0" distR="0" wp14:anchorId="3143979C" wp14:editId="575C1E72">
+            <wp:extent cx="4227342" cy="2305618"/>
+            <wp:effectExtent l="0" t="0" r="0" b="0"/>
+            <wp:docPr id="243979719" name="Picture 2"/>
+            <wp:cNvGraphicFramePr>
+              <a:graphicFrameLocks xmlns:a="http://schemas.openxmlformats.org/drawingml/2006/main" noChangeAspect="1"/>
+            </wp:cNvGraphicFramePr>
+            <a:graphic xmlns:a="http://schemas.openxmlformats.org/drawingml/2006/main">
+              <a:graphicData uri="http://schemas.openxmlformats.org/drawingml/2006/picture">
+                <pic:pic xmlns:pic="http://schemas.openxmlformats.org/drawingml/2006/picture">
+                  <pic:nvPicPr>
+                    <pic:cNvPr id="0" name="Picture 65"/>
+                    <pic:cNvPicPr>
+                      <a:picLocks noChangeAspect="1" noChangeArrowheads="1"/>
+                    </pic:cNvPicPr>
+                  </pic:nvPicPr>
+                  <pic:blipFill>
+                    <a:blip r:embed="rId5" cstate="print">
+                      <a:extLst>
+                        <a:ext uri="{28A0092B-C50C-407E-A947-70E740481C1C}">
+                          <a14:useLocalDpi xmlns:a14="http://schemas.microsoft.com/office/drawing/2010/main" val="0"/>
+                        </a:ext>
+                      </a:extLst>
+                    </a:blip>
+                    <a:srcRect/>
+                    <a:stretch>
+                      <a:fillRect/>
+                    </a:stretch>
+                  </pic:blipFill>
+                  <pic:spPr bwMode="auto">
+                    <a:xfrm>
+                      <a:off x="0" y="0"/>
+                      <a:ext cx="4233190" cy="2308808"/>
+                    </a:xfrm>
+                    <a:prstGeom prst="rect">
+                      <a:avLst/>
+                    </a:prstGeom>
+                    <a:noFill/>
+                    <a:ln>
+                      <a:noFill/>
+                    </a:ln>
+                  </pic:spPr>
+                </pic:pic>
+              </a:graphicData>
+            </a:graphic>
+          </wp:inline>
+        </w:drawing>
+      </w:r>
+    </w:p>
+    <w:p>
+      <w:pPr>
+        <w:jc w:val="both"/>
+        <w:rPr>
+          <w:rFonts w:ascii="Consolas" w:hAnsi="Consolas"/>
+          <w:b/>
+          <w:bCs/>
+          <w:sz w:val="20"/>
+          <w:szCs w:val="20"/>
+        </w:rPr>
+      </w:pPr>
+      <w:r>
+        <w:rPr>
+          <w:rFonts w:ascii="Consolas" w:hAnsi="Consolas"/>
+          <w:b/>
+          <w:bCs/>
+          <w:sz w:val="20"/>
+          <w:szCs w:val="20"/>
+        </w:rPr>
+        <w:t xml:space="preserve">Other Component Built: </w:t>
+      </w:r>
+    </w:p>
+    <w:p>
+      <w:pPr>
+        <w:jc w:val="both"/>
+      </w:pPr>
+      <w:r>
+        <w:rPr>
+          <w:rFonts w:ascii="Consolas" w:hAnsi="Consolas"/>
+          <w:b/>
+          <w:bCs/>
+          <w:sz w:val="20"/>
+          <w:szCs w:val="20"/>
+        </w:rPr>
+        <w:t>“We also developed a dedicated Yoga Agent using a UiPath Coded Agent that runs daily to deliver a personalized wellness tip of the day to students and parents, encouraging healthy habits and overall wellbeing.”</w:t>
+      </w:r>
+      <w:r>
+        <w:pict w14:anchorId="0EF51481">
+          <v:rect id="_x0000_i1028" style="width:0;height:1.5pt" o:hralign="center" o:hrstd="t" o:hr="t"/>
+        </w:pict>
+      </w:r>
+    </w:p>
+    <w:p>
+      <w:pPr>
+        <w:pStyle w:val="Heading2"/>
+        <w:rPr>
+          <w:b/>
+          <w:bCs/>
+          <w:sz w:val="24"/>
+          <w:szCs w:val="24"/>
+        </w:rPr>
+      </w:pPr>
+      <w:bookmarkStart w:id="3" w:name="prerequisites"/>
+      <w:bookmarkEnd w:id="2"/>
+      <w:r>
+        <w:rPr>
+          <w:b/>
+          <w:bCs/>
+          <w:sz w:val="24"/>
+          <w:szCs w:val="24"/>
+        </w:rPr>
+        <w:t>Prerequisites</w:t>
+      </w:r>
+    </w:p>
+    <w:p>
+      <w:pPr>
+        <w:pStyle w:val="FirstParagraph"/>
+        <w:rPr>
+          <w:sz w:val="20"/>
+          <w:szCs w:val="20"/>
+        </w:rPr>
+      </w:pPr>
+      <w:r>
+        <w:rPr>
+          <w:sz w:val="20"/>
+          <w:szCs w:val="20"/>
+        </w:rPr>
+        <w:t>Before running the solution, ensure the following are available:</w:t>
+      </w:r>
+    </w:p>
+    <w:p>
+      <w:pPr>
+        <w:pStyle w:val="Compact"/>
+        <w:numPr>
+          <w:ilvl w:val="0"/>
+          <w:numId w:val="3"/>
+        </w:numPr>
+        <w:rPr>
+          <w:sz w:val="20"/>
+          <w:szCs w:val="20"/>
+        </w:rPr>
+      </w:pPr>
+      <w:r>
+        <w:rPr>
+          <w:sz w:val="20"/>
+          <w:szCs w:val="20"/>
+        </w:rPr>
+        <w:t>UiPath Case Management</w:t>
+      </w:r>
+    </w:p>
+    <w:p>
+      <w:pPr>
+        <w:pStyle w:val="Compact"/>
+        <w:numPr>
+          <w:ilvl w:val="0"/>
+          <w:numId w:val="3"/>
+        </w:numPr>
+        <w:rPr>
+          <w:sz w:val="20"/>
+          <w:szCs w:val="20"/>
+        </w:rPr>
+      </w:pPr>
+      <w:r>
+        <w:rPr>
+          <w:sz w:val="20"/>
+          <w:szCs w:val="20"/>
+        </w:rPr>
+        <w:t>UiPath Data Fabric</w:t>
+      </w:r>
+    </w:p>
+    <w:p>
+      <w:pPr>
+        <w:pStyle w:val="Compact"/>
+        <w:numPr>
+          <w:ilvl w:val="0"/>
+          <w:numId w:val="3"/>
+        </w:numPr>
+        <w:rPr>
+          <w:sz w:val="20"/>
+          <w:szCs w:val="20"/>
+        </w:rPr>
+      </w:pPr>
+      <w:r>
+        <w:rPr>
+          <w:sz w:val="20"/>
+          <w:szCs w:val="20"/>
+        </w:rPr>
+        <w:lastRenderedPageBreak/>
+        <w:t>UiPath Automation Cloud / Orchestrator</w:t>
+      </w:r>
+    </w:p>
+    <w:p>
+      <w:pPr>
+        <w:pStyle w:val="Compact"/>
+        <w:numPr>
+          <w:ilvl w:val="0"/>
+          <w:numId w:val="3"/>
+        </w:numPr>
+        <w:rPr>
+          <w:sz w:val="20"/>
+          <w:szCs w:val="20"/>
+        </w:rPr>
+      </w:pPr>
+      <w:r>
+        <w:rPr>
+          <w:sz w:val="20"/>
+          <w:szCs w:val="20"/>
+        </w:rPr>
+        <w:t>UiPath Agent Builder</w:t>
+      </w:r>
+    </w:p>
+    <w:p>
+      <w:pPr>
+        <w:pStyle w:val="Compact"/>
+        <w:numPr>
+          <w:ilvl w:val="0"/>
+          <w:numId w:val="3"/>
+        </w:numPr>
+        <w:rPr>
+          <w:sz w:val="20"/>
+          <w:szCs w:val="20"/>
+        </w:rPr>
+      </w:pPr>
+      <w:r>
+        <w:rPr>
+          <w:sz w:val="20"/>
+          <w:szCs w:val="20"/>
+        </w:rPr>
+        <w:t>UiPath Integration Service (configured connections)</w:t>
+      </w:r>
+    </w:p>
+    <w:p>
+      <w:pPr>
+        <w:pStyle w:val="Compact"/>
+        <w:numPr>
+          <w:ilvl w:val="0"/>
+          <w:numId w:val="3"/>
+        </w:numPr>
+        <w:rPr>
+          <w:sz w:val="20"/>
+          <w:szCs w:val="20"/>
+        </w:rPr>
+      </w:pPr>
+      <w:r>
+        <w:rPr>
+          <w:sz w:val="20"/>
+          <w:szCs w:val="20"/>
+        </w:rPr>
+        <w:t>Python 3.10 or later</w:t>
+      </w:r>
+    </w:p>
+    <w:p>
+      <w:pPr>
+        <w:pStyle w:val="Compact"/>
+        <w:numPr>
+          <w:ilvl w:val="0"/>
+          <w:numId w:val="3"/>
+        </w:numPr>
+        <w:rPr>
+          <w:sz w:val="20"/>
+          <w:szCs w:val="20"/>
+        </w:rPr>
+      </w:pPr>
+      <w:r>
+        <w:rPr>
+          <w:sz w:val="20"/>
+          <w:szCs w:val="20"/>
+        </w:rPr>
+        <w:t>Visual Studio Code</w:t>
+      </w:r>
+    </w:p>
+    <w:p>
+      <w:pPr>
+        <w:pStyle w:val="Compact"/>
+        <w:numPr>
+          <w:ilvl w:val="0"/>
+          <w:numId w:val="3"/>
+        </w:numPr>
+        <w:rPr>
+          <w:sz w:val="20"/>
+          <w:szCs w:val="20"/>
+        </w:rPr>
+      </w:pPr>
+      <w:proofErr w:type="spellStart"/>
+      <w:r>
+        <w:rPr>
+          <w:sz w:val="20"/>
+          <w:szCs w:val="20"/>
+        </w:rPr>
+        <w:t>Streamlit</w:t>
+      </w:r>
+      <w:proofErr w:type="spellEnd"/>
+    </w:p>
+    <w:p>
+      <w:r>
+        <w:pict w14:anchorId="6B205E52">
+          <v:rect id="_x0000_i1029" style="width:0;height:1.5pt" o:hralign="center" o:hrstd="t" o:hr="t"/>
+        </w:pict>
+      </w:r>
+    </w:p>
+    <w:p>
+      <w:pPr>
+        <w:pStyle w:val="Heading2"/>
+        <w:rPr>
+          <w:b/>
+          <w:bCs/>
+          <w:sz w:val="24"/>
+          <w:szCs w:val="24"/>
+        </w:rPr>
+      </w:pPr>
+      <w:bookmarkStart w:id="4" w:name="step-1-run-the-streamlit-frontend"/>
+      <w:bookmarkEnd w:id="3"/>
+      <w:r>
+        <w:rPr>
+          <w:b/>
+          <w:bCs/>
+          <w:sz w:val="24"/>
+          <w:szCs w:val="24"/>
+        </w:rPr>
+        <w:t xml:space="preserve">Step 1 – </w:t>
+      </w:r>
+      <w:r>
+        <w:rPr>
+          <w:b/>
+          <w:bCs/>
+          <w:sz w:val="24"/>
+          <w:szCs w:val="24"/>
+        </w:rPr>
+        <w:t>Import the Entity Schema into Data Fabric</w:t>
+      </w:r>
+    </w:p>
+    <w:p>
+      <w:pPr>
+        <w:pStyle w:val="BodyText"/>
+        <w:numPr>
+          <w:ilvl w:val="0"/>
+          <w:numId w:val="30"/>
+        </w:numPr>
+        <w:rPr>
+          <w:sz w:val="20"/>
+          <w:szCs w:val="20"/>
+          <w:lang w:val="en-IN"/>
+        </w:rPr>
+      </w:pPr>
+      <w:r>
+        <w:rPr>
+          <w:sz w:val="20"/>
+          <w:szCs w:val="20"/>
+          <w:lang w:val="en-IN"/>
+        </w:rPr>
+        <w:t xml:space="preserve">Download the </w:t>
+      </w:r>
+      <w:r>
+        <w:rPr>
+          <w:b/>
+          <w:bCs/>
+          <w:sz w:val="20"/>
+          <w:szCs w:val="20"/>
+          <w:lang w:val="en-IN"/>
+        </w:rPr>
+        <w:t>Entity Schema</w:t>
+      </w:r>
+      <w:r>
+        <w:rPr>
+          <w:sz w:val="20"/>
+          <w:szCs w:val="20"/>
+          <w:lang w:val="en-IN"/>
+        </w:rPr>
+        <w:t xml:space="preserve"> file (Location: </w:t>
+      </w:r>
+      <w:r>
+        <w:rPr>
+          <w:sz w:val="20"/>
+          <w:szCs w:val="20"/>
+        </w:rPr>
+        <w:t>https://github.com/mjworks757/hackathon26_138/blob/main/Code%20Backups/Entities%20Schema.json</w:t>
+      </w:r>
+      <w:r>
+        <w:rPr>
+          <w:sz w:val="20"/>
+          <w:szCs w:val="20"/>
+          <w:lang w:val="en-IN"/>
+        </w:rPr>
+        <w:t xml:space="preserve">). </w:t>
+      </w:r>
+    </w:p>
+    <w:p>
+      <w:pPr>
+        <w:pStyle w:val="BodyText"/>
+        <w:numPr>
+          <w:ilvl w:val="0"/>
+          <w:numId w:val="30"/>
+        </w:numPr>
+        <w:rPr>
+          <w:sz w:val="20"/>
+          <w:szCs w:val="20"/>
+          <w:lang w:val="en-IN"/>
+        </w:rPr>
+      </w:pPr>
+      <w:r>
+        <w:rPr>
+          <w:sz w:val="20"/>
+          <w:szCs w:val="20"/>
+          <w:lang w:val="en-IN"/>
+        </w:rPr>
+        <w:t xml:space="preserve">Navigate to </w:t>
+      </w:r>
+      <w:r>
+        <w:rPr>
+          <w:b/>
+          <w:bCs/>
+          <w:sz w:val="20"/>
+          <w:szCs w:val="20"/>
+          <w:lang w:val="en-IN"/>
+        </w:rPr>
+        <w:t>Data Fabric</w:t>
+      </w:r>
+      <w:r>
+        <w:rPr>
+          <w:sz w:val="20"/>
+          <w:szCs w:val="20"/>
+          <w:lang w:val="en-IN"/>
+        </w:rPr>
+        <w:t xml:space="preserve">. </w:t>
+      </w:r>
+    </w:p>
+    <w:p>
+      <w:pPr>
+        <w:pStyle w:val="BodyText"/>
+        <w:numPr>
+          <w:ilvl w:val="0"/>
+          <w:numId w:val="30"/>
+        </w:numPr>
+        <w:rPr>
+          <w:sz w:val="20"/>
+          <w:szCs w:val="20"/>
+          <w:lang w:val="en-IN"/>
+        </w:rPr>
+      </w:pPr>
+      <w:r>
+        <w:rPr>
+          <w:sz w:val="20"/>
+          <w:szCs w:val="20"/>
+          <w:lang w:val="en-IN"/>
+        </w:rPr>
+        <w:t xml:space="preserve">Go to </w:t>
+      </w:r>
+      <w:r>
+        <w:rPr>
+          <w:b/>
+          <w:bCs/>
+          <w:sz w:val="20"/>
+          <w:szCs w:val="20"/>
+          <w:lang w:val="en-IN"/>
+        </w:rPr>
+        <w:t>Import/Export</w:t>
+      </w:r>
+      <w:r>
+        <w:rPr>
+          <w:sz w:val="20"/>
+          <w:szCs w:val="20"/>
+          <w:lang w:val="en-IN"/>
+        </w:rPr>
+        <w:t xml:space="preserve"> → </w:t>
+      </w:r>
+      <w:r>
+        <w:rPr>
+          <w:b/>
+          <w:bCs/>
+          <w:sz w:val="20"/>
+          <w:szCs w:val="20"/>
+          <w:lang w:val="en-IN"/>
+        </w:rPr>
+        <w:t>Import Schema</w:t>
+      </w:r>
+      <w:r>
+        <w:rPr>
+          <w:sz w:val="20"/>
+          <w:szCs w:val="20"/>
+          <w:lang w:val="en-IN"/>
+        </w:rPr>
+        <w:t xml:space="preserve">. </w:t>
+      </w:r>
+    </w:p>
+    <w:p>
+      <w:pPr>
+        <w:pStyle w:val="BodyText"/>
+        <w:numPr>
+          <w:ilvl w:val="0"/>
+          <w:numId w:val="30"/>
+        </w:numPr>
+        <w:rPr>
+          <w:sz w:val="20"/>
+          <w:szCs w:val="20"/>
+          <w:lang w:val="en-IN"/>
+        </w:rPr>
+      </w:pPr>
+      <w:r>
+        <w:rPr>
+          <w:sz w:val="20"/>
+          <w:szCs w:val="20"/>
+          <w:lang w:val="en-IN"/>
+        </w:rPr>
+        <w:t xml:space="preserve">Select the downloaded </w:t>
+      </w:r>
+      <w:r>
+        <w:rPr>
+          <w:b/>
+          <w:bCs/>
+          <w:sz w:val="20"/>
+          <w:szCs w:val="20"/>
+          <w:lang w:val="en-IN"/>
+        </w:rPr>
+        <w:t xml:space="preserve">Entities </w:t>
+      </w:r>
+      <w:proofErr w:type="spellStart"/>
+      <w:r>
+        <w:rPr>
+          <w:b/>
+          <w:bCs/>
+          <w:sz w:val="20"/>
+          <w:szCs w:val="20"/>
+          <w:lang w:val="en-IN"/>
+        </w:rPr>
+        <w:t>Schema.json</w:t>
+      </w:r>
+      <w:proofErr w:type="spellEnd"/>
+      <w:r>
+        <w:rPr>
+          <w:sz w:val="20"/>
+          <w:szCs w:val="20"/>
+          <w:lang w:val="en-IN"/>
+        </w:rPr>
+        <w:t xml:space="preserve"> file. </w:t>
+      </w:r>
+    </w:p>
+    <w:p>
+      <w:pPr>
+        <w:pStyle w:val="BodyText"/>
+        <w:numPr>
+          <w:ilvl w:val="0"/>
+          <w:numId w:val="30"/>
+        </w:numPr>
+        <w:rPr>
+          <w:sz w:val="20"/>
+          <w:szCs w:val="20"/>
+          <w:lang w:val="en-IN"/>
+        </w:rPr>
+      </w:pPr>
+      <w:r>
+        <w:rPr>
+          <w:sz w:val="20"/>
+          <w:szCs w:val="20"/>
+          <w:lang w:val="en-IN"/>
+        </w:rPr>
+        <w:t xml:space="preserve">The </w:t>
+      </w:r>
+      <w:r>
+        <w:rPr>
+          <w:b/>
+          <w:bCs/>
+          <w:sz w:val="20"/>
+          <w:szCs w:val="20"/>
+          <w:lang w:val="en-IN"/>
+        </w:rPr>
+        <w:t>Case Management</w:t>
+      </w:r>
+      <w:r>
+        <w:rPr>
+          <w:sz w:val="20"/>
+          <w:szCs w:val="20"/>
+          <w:lang w:val="en-IN"/>
+        </w:rPr>
+        <w:t xml:space="preserve"> </w:t>
+      </w:r>
+      <w:r>
+        <w:rPr>
+          <w:sz w:val="20"/>
+          <w:szCs w:val="20"/>
+          <w:lang w:val="en-IN"/>
+        </w:rPr>
+        <w:t>entity</w:t>
+      </w:r>
+      <w:r>
+        <w:rPr>
+          <w:sz w:val="20"/>
+          <w:szCs w:val="20"/>
+          <w:lang w:val="en-IN"/>
+        </w:rPr>
+        <w:t xml:space="preserve"> will be displayed. Select the </w:t>
+      </w:r>
+      <w:r>
+        <w:rPr>
+          <w:b/>
+          <w:bCs/>
+          <w:sz w:val="20"/>
+          <w:szCs w:val="20"/>
+          <w:lang w:val="en-IN"/>
+        </w:rPr>
+        <w:t>Import</w:t>
+      </w:r>
+      <w:r>
+        <w:rPr>
+          <w:sz w:val="20"/>
+          <w:szCs w:val="20"/>
+          <w:lang w:val="en-IN"/>
+        </w:rPr>
+        <w:t xml:space="preserve"> checkbox. </w:t>
+      </w:r>
+    </w:p>
+    <w:p>
+      <w:pPr>
+        <w:pStyle w:val="BodyText"/>
+        <w:numPr>
+          <w:ilvl w:val="0"/>
+          <w:numId w:val="30"/>
+        </w:numPr>
         <w:rPr>
           <w:sz w:val="22"/>
           <w:szCs w:val="22"/>
         </w:rPr>
-        <w:br/>
-      </w:r>
-      <w:r>
-        <w:rPr>
-          <w:rStyle w:val="VerbatimChar"/>
-          <w:sz w:val="20"/>
-          <w:szCs w:val="22"/>
-        </w:rPr>
-        <w:t xml:space="preserve">            │</w:t>
-      </w:r>
-      <w:r>
+      </w:pPr>
+      <w:r>
+        <w:rPr>
+          <w:sz w:val="20"/>
+          <w:szCs w:val="20"/>
+          <w:lang w:val="en-IN"/>
+        </w:rPr>
+        <w:t xml:space="preserve">Click the </w:t>
+      </w:r>
+      <w:r>
+        <w:rPr>
+          <w:b/>
+          <w:bCs/>
+          <w:sz w:val="20"/>
+          <w:szCs w:val="20"/>
+          <w:lang w:val="en-IN"/>
+        </w:rPr>
+        <w:t>Import</w:t>
+      </w:r>
+      <w:r>
+        <w:rPr>
+          <w:sz w:val="20"/>
+          <w:szCs w:val="20"/>
+          <w:lang w:val="en-IN"/>
+        </w:rPr>
+        <w:t xml:space="preserve"> button to import the entity into Data Fabric.</w:t>
+      </w:r>
+    </w:p>
+    <w:p>
+      <w:pPr>
+        <w:pStyle w:val="BodyText"/>
+        <w:rPr>
+          <w:sz w:val="20"/>
+          <w:szCs w:val="20"/>
+          <w:lang w:val="en-IN"/>
+        </w:rPr>
+      </w:pPr>
+      <w:r>
+        <w:rPr>
+          <w:b/>
+          <w:bCs/>
+          <w:sz w:val="20"/>
+          <w:szCs w:val="20"/>
+        </w:rPr>
+        <w:t>Once you complete Step 3</w:t>
+      </w:r>
+      <w:r>
+        <w:rPr>
+          <w:sz w:val="20"/>
+          <w:szCs w:val="20"/>
+        </w:rPr>
+        <w:t>, "Deploy Solution Package(s)," the following two entities will be available in Data Fabric:</w:t>
+      </w:r>
+    </w:p>
+    <w:p>
+      <w:pPr>
+        <w:pStyle w:val="BodyText"/>
+        <w:numPr>
+          <w:ilvl w:val="0"/>
+          <w:numId w:val="35"/>
+        </w:numPr>
         <w:rPr>
           <w:sz w:val="22"/>
           <w:szCs w:val="22"/>
         </w:rPr>
-        <w:br/>
-      </w:r>
-      <w:r>
-        <w:rPr>
-          <w:rStyle w:val="VerbatimChar"/>
-          <w:sz w:val="20"/>
-          <w:szCs w:val="22"/>
-        </w:rPr>
-        <w:t xml:space="preserve">            ▼</w:t>
-      </w:r>
-      <w:r>
+      </w:pPr>
+      <w:r>
+        <w:rPr>
+          <w:sz w:val="20"/>
+          <w:szCs w:val="20"/>
+          <w:lang w:val="en-IN"/>
+        </w:rPr>
+        <w:t>Student Performance Details</w:t>
+      </w:r>
+    </w:p>
+    <w:p>
+      <w:pPr>
+        <w:pStyle w:val="BodyText"/>
+        <w:numPr>
+          <w:ilvl w:val="0"/>
+          <w:numId w:val="35"/>
+        </w:numPr>
         <w:rPr>
           <w:sz w:val="22"/>
           <w:szCs w:val="22"/>
         </w:rPr>
-        <w:br/>
-      </w:r>
-      <w:r>
-        <w:rPr>
-          <w:rStyle w:val="VerbatimChar"/>
-          <w:sz w:val="20"/>
-          <w:szCs w:val="22"/>
-        </w:rPr>
-        <w:t xml:space="preserve"> Streamlit Frontend (Python)</w:t>
-      </w:r>
-      <w:r>
-        <w:rPr>
-          <w:sz w:val="22"/>
-          <w:szCs w:val="22"/>
-        </w:rPr>
-        <w:br/>
-      </w:r>
-      <w:r>
-        <w:rPr>
-          <w:rStyle w:val="VerbatimChar"/>
-          <w:sz w:val="20"/>
-          <w:szCs w:val="22"/>
-        </w:rPr>
-        <w:t xml:space="preserve">            │</w:t>
-      </w:r>
-      <w:r>
-        <w:rPr>
-          <w:sz w:val="22"/>
-          <w:szCs w:val="22"/>
-        </w:rPr>
-        <w:br/>
-      </w:r>
-      <w:r>
-        <w:rPr>
-          <w:rStyle w:val="VerbatimChar"/>
-          <w:sz w:val="20"/>
-          <w:szCs w:val="22"/>
-        </w:rPr>
-        <w:t xml:space="preserve">            ▼</w:t>
-      </w:r>
-      <w:r>
-        <w:rPr>
-          <w:sz w:val="22"/>
-          <w:szCs w:val="22"/>
-        </w:rPr>
-        <w:br/>
-      </w:r>
-      <w:r>
-        <w:rPr>
-          <w:rStyle w:val="VerbatimChar"/>
-          <w:sz w:val="20"/>
-          <w:szCs w:val="22"/>
-        </w:rPr>
-        <w:t xml:space="preserve">     UiPath Data Fabric</w:t>
-      </w:r>
-      <w:r>
-        <w:rPr>
-          <w:sz w:val="22"/>
-          <w:szCs w:val="22"/>
-        </w:rPr>
-        <w:br/>
-      </w:r>
-      <w:r>
-        <w:rPr>
-          <w:rStyle w:val="VerbatimChar"/>
-          <w:sz w:val="20"/>
-          <w:szCs w:val="22"/>
-        </w:rPr>
-        <w:t xml:space="preserve">            │</w:t>
-      </w:r>
-      <w:r>
-        <w:rPr>
-          <w:sz w:val="22"/>
-          <w:szCs w:val="22"/>
-        </w:rPr>
-        <w:br/>
-      </w:r>
-      <w:r>
-        <w:rPr>
-          <w:rStyle w:val="VerbatimChar"/>
-          <w:sz w:val="20"/>
-          <w:szCs w:val="22"/>
-        </w:rPr>
-        <w:t xml:space="preserve">            ▼</w:t>
-      </w:r>
-      <w:r>
-        <w:rPr>
-          <w:sz w:val="22"/>
-          <w:szCs w:val="22"/>
-        </w:rPr>
-        <w:br/>
-      </w:r>
-      <w:r>
-        <w:rPr>
-          <w:rStyle w:val="VerbatimChar"/>
-          <w:sz w:val="20"/>
-          <w:szCs w:val="22"/>
-        </w:rPr>
-        <w:t xml:space="preserve"> UiPath Case Management</w:t>
-      </w:r>
-      <w:r>
-        <w:rPr>
-          <w:sz w:val="22"/>
-          <w:szCs w:val="22"/>
-        </w:rPr>
-        <w:br/>
-      </w:r>
-      <w:r>
-        <w:rPr>
-          <w:rStyle w:val="VerbatimChar"/>
-          <w:sz w:val="20"/>
-          <w:szCs w:val="22"/>
-        </w:rPr>
-        <w:t xml:space="preserve">            │</w:t>
-      </w:r>
-      <w:r>
-        <w:rPr>
-          <w:sz w:val="22"/>
-          <w:szCs w:val="22"/>
-        </w:rPr>
-        <w:br/>
-      </w:r>
-      <w:r>
-        <w:rPr>
-          <w:rStyle w:val="VerbatimChar"/>
-          <w:sz w:val="20"/>
-          <w:szCs w:val="22"/>
-        </w:rPr>
-        <w:t xml:space="preserve">            ▼</w:t>
-      </w:r>
-      <w:r>
-        <w:rPr>
-          <w:sz w:val="22"/>
-          <w:szCs w:val="22"/>
-        </w:rPr>
-        <w:br/>
-      </w:r>
-      <w:r>
-        <w:rPr>
-          <w:rStyle w:val="VerbatimChar"/>
-          <w:sz w:val="20"/>
-          <w:szCs w:val="22"/>
-        </w:rPr>
-        <w:t xml:space="preserve"> AI Multi-Agent Workflow</w:t>
-      </w:r>
-      <w:r>
-        <w:rPr>
-          <w:sz w:val="22"/>
-          <w:szCs w:val="22"/>
-        </w:rPr>
-        <w:br/>
-      </w:r>
-      <w:r>
-        <w:rPr>
-          <w:rStyle w:val="VerbatimChar"/>
-          <w:sz w:val="20"/>
-          <w:szCs w:val="22"/>
-        </w:rPr>
-        <w:t xml:space="preserve">            │</w:t>
-      </w:r>
-      <w:r>
-        <w:rPr>
-          <w:sz w:val="22"/>
-          <w:szCs w:val="22"/>
-        </w:rPr>
-        <w:br/>
-      </w:r>
-      <w:r>
-        <w:rPr>
-          <w:rStyle w:val="VerbatimChar"/>
-          <w:sz w:val="20"/>
-          <w:szCs w:val="22"/>
-        </w:rPr>
-        <w:t xml:space="preserve">            ▼</w:t>
-      </w:r>
-      <w:r>
-        <w:rPr>
-          <w:sz w:val="22"/>
-          <w:szCs w:val="22"/>
-        </w:rPr>
-        <w:br/>
-      </w:r>
-      <w:r>
-        <w:rPr>
-          <w:rStyle w:val="VerbatimChar"/>
-          <w:sz w:val="20"/>
-          <w:szCs w:val="22"/>
-        </w:rPr>
-        <w:t>Report Generation &amp; Email Delivery</w:t>
-      </w:r>
-    </w:p>
-    <w:p>
-      <w:pPr>
-        <w:jc w:val="both"/>
-      </w:pPr>
-      <w:r>
-        <w:rPr>
-          <w:rFonts w:ascii="Consolas" w:hAnsi="Consolas"/>
-          <w:b/>
-          <w:bCs/>
-          <w:sz w:val="20"/>
-          <w:szCs w:val="20"/>
-        </w:rPr>
-        <w:t>“</w:t>
-      </w:r>
-      <w:r>
-        <w:rPr>
-          <w:rFonts w:ascii="Consolas" w:hAnsi="Consolas"/>
-          <w:b/>
-          <w:bCs/>
-          <w:sz w:val="20"/>
-          <w:szCs w:val="20"/>
-        </w:rPr>
-        <w:t>We also developed a dedicated Yoga Agent using a UiPath Coded Agent that runs daily to deliver a personalized wellness tip of the day to students and parents, encouraging healthy habits and overall wellbeing.</w:t>
-      </w:r>
-      <w:r>
-        <w:rPr>
-          <w:rFonts w:ascii="Consolas" w:hAnsi="Consolas"/>
-          <w:b/>
-          <w:bCs/>
-          <w:sz w:val="20"/>
-          <w:szCs w:val="20"/>
-        </w:rPr>
-        <w:t>”</w:t>
-      </w:r>
-      <w:r>
-        <w:pict w14:anchorId="0EF51481">
-          <v:rect id="_x0000_i1026" style="width:0;height:1.5pt" o:hralign="center" o:hrstd="t" o:hr="t"/>
-        </w:pict>
+      </w:pPr>
+      <w:r>
+        <w:rPr>
+          <w:sz w:val="20"/>
+          <w:szCs w:val="20"/>
+          <w:lang w:val="en-IN"/>
+        </w:rPr>
+        <w:t>Student Reports</w:t>
+      </w:r>
+      <w:r>
+        <w:rPr>
+          <w:sz w:val="20"/>
+          <w:szCs w:val="20"/>
+          <w:lang w:val="en-IN"/>
+        </w:rPr>
+        <w:t xml:space="preserve"> </w:t>
       </w:r>
     </w:p>
     <w:p>
@@ -627,8 +1090,6 @@
           <w:szCs w:val="24"/>
         </w:rPr>
       </w:pPr>
-      <w:bookmarkStart w:id="3" w:name="prerequisites"/>
-      <w:bookmarkEnd w:id="2"/>
       <w:r>
         <w:rPr>
           <w:b/>
@@ -636,207 +1097,17 @@
           <w:sz w:val="24"/>
           <w:szCs w:val="24"/>
         </w:rPr>
-        <w:t>Prerequisites</w:t>
-      </w:r>
-    </w:p>
-    <w:p>
-      <w:pPr>
-        <w:pStyle w:val="FirstParagraph"/>
-        <w:rPr>
-          <w:sz w:val="20"/>
-          <w:szCs w:val="20"/>
-        </w:rPr>
-      </w:pPr>
-      <w:r>
-        <w:rPr>
-          <w:sz w:val="20"/>
-          <w:szCs w:val="20"/>
-        </w:rPr>
-        <w:t>Before running the solution, ensure the following are available:</w:t>
-      </w:r>
-    </w:p>
-    <w:p>
-      <w:pPr>
-        <w:pStyle w:val="Compact"/>
-        <w:numPr>
-          <w:ilvl w:val="0"/>
-          <w:numId w:val="3"/>
-        </w:numPr>
-        <w:rPr>
-          <w:sz w:val="20"/>
-          <w:szCs w:val="20"/>
-        </w:rPr>
-      </w:pPr>
-      <w:r>
-        <w:rPr>
-          <w:sz w:val="20"/>
-          <w:szCs w:val="20"/>
-        </w:rPr>
-        <w:t>Python 3.10 or later</w:t>
-      </w:r>
-    </w:p>
-    <w:p>
-      <w:pPr>
-        <w:pStyle w:val="Compact"/>
-        <w:numPr>
-          <w:ilvl w:val="0"/>
-          <w:numId w:val="3"/>
-        </w:numPr>
-        <w:rPr>
-          <w:sz w:val="20"/>
-          <w:szCs w:val="20"/>
-        </w:rPr>
-      </w:pPr>
-      <w:r>
-        <w:rPr>
-          <w:sz w:val="20"/>
-          <w:szCs w:val="20"/>
-        </w:rPr>
-        <w:t>Visual Studio Code</w:t>
-      </w:r>
-    </w:p>
-    <w:p>
-      <w:pPr>
-        <w:pStyle w:val="Compact"/>
-        <w:numPr>
-          <w:ilvl w:val="0"/>
-          <w:numId w:val="3"/>
-        </w:numPr>
-        <w:rPr>
-          <w:sz w:val="20"/>
-          <w:szCs w:val="20"/>
-        </w:rPr>
-      </w:pPr>
-      <w:proofErr w:type="spellStart"/>
-      <w:r>
-        <w:rPr>
-          <w:sz w:val="20"/>
-          <w:szCs w:val="20"/>
-        </w:rPr>
-        <w:t>Streamlit</w:t>
-      </w:r>
-      <w:proofErr w:type="spellEnd"/>
-    </w:p>
-    <w:p>
-      <w:pPr>
-        <w:pStyle w:val="Compact"/>
-        <w:numPr>
-          <w:ilvl w:val="0"/>
-          <w:numId w:val="3"/>
-        </w:numPr>
-        <w:rPr>
-          <w:sz w:val="20"/>
-          <w:szCs w:val="20"/>
-        </w:rPr>
-      </w:pPr>
-      <w:r>
-        <w:rPr>
-          <w:sz w:val="20"/>
-          <w:szCs w:val="20"/>
-        </w:rPr>
-        <w:lastRenderedPageBreak/>
-        <w:t>UiPath Automation Cloud / Orchestrator</w:t>
-      </w:r>
-    </w:p>
-    <w:p>
-      <w:pPr>
-        <w:pStyle w:val="Compact"/>
-        <w:numPr>
-          <w:ilvl w:val="0"/>
-          <w:numId w:val="3"/>
-        </w:numPr>
-        <w:rPr>
-          <w:sz w:val="20"/>
-          <w:szCs w:val="20"/>
-        </w:rPr>
-      </w:pPr>
-      <w:r>
-        <w:rPr>
-          <w:sz w:val="20"/>
-          <w:szCs w:val="20"/>
-        </w:rPr>
-        <w:t>UiPath Case Management</w:t>
-      </w:r>
-    </w:p>
-    <w:p>
-      <w:pPr>
-        <w:pStyle w:val="Compact"/>
-        <w:numPr>
-          <w:ilvl w:val="0"/>
-          <w:numId w:val="3"/>
-        </w:numPr>
-        <w:rPr>
-          <w:sz w:val="20"/>
-          <w:szCs w:val="20"/>
-        </w:rPr>
-      </w:pPr>
-      <w:r>
-        <w:rPr>
-          <w:sz w:val="20"/>
-          <w:szCs w:val="20"/>
-        </w:rPr>
-        <w:t>UiPath Data Fabric</w:t>
-      </w:r>
-    </w:p>
-    <w:p>
-      <w:pPr>
-        <w:pStyle w:val="Compact"/>
-        <w:numPr>
-          <w:ilvl w:val="0"/>
-          <w:numId w:val="3"/>
-        </w:numPr>
-        <w:rPr>
-          <w:sz w:val="20"/>
-          <w:szCs w:val="20"/>
-        </w:rPr>
-      </w:pPr>
-      <w:r>
-        <w:rPr>
-          <w:sz w:val="20"/>
-          <w:szCs w:val="20"/>
-        </w:rPr>
-        <w:t>UiPath Agent Builder</w:t>
-      </w:r>
-    </w:p>
-    <w:p>
-      <w:pPr>
-        <w:pStyle w:val="Compact"/>
-        <w:numPr>
-          <w:ilvl w:val="0"/>
-          <w:numId w:val="3"/>
-        </w:numPr>
-        <w:rPr>
-          <w:sz w:val="20"/>
-          <w:szCs w:val="20"/>
-        </w:rPr>
-      </w:pPr>
-      <w:r>
-        <w:rPr>
-          <w:sz w:val="20"/>
-          <w:szCs w:val="20"/>
-        </w:rPr>
-        <w:t>UiPath Integration Service (configured connections)</w:t>
-      </w:r>
-    </w:p>
-    <w:p>
-      <w:r>
-        <w:pict w14:anchorId="6B205E52">
-          <v:rect id="_x0000_i1027" style="width:0;height:1.5pt" o:hralign="center" o:hrstd="t" o:hr="t"/>
-        </w:pict>
-      </w:r>
-    </w:p>
-    <w:p>
-      <w:pPr>
-        <w:pStyle w:val="Heading2"/>
+        <w:t xml:space="preserve">Step </w:t>
+      </w:r>
+      <w:r>
         <w:rPr>
           <w:b/>
           <w:bCs/>
           <w:sz w:val="24"/>
           <w:szCs w:val="24"/>
         </w:rPr>
-      </w:pPr>
-      <w:bookmarkStart w:id="4" w:name="step-1-run-the-streamlit-frontend"/>
-      <w:bookmarkEnd w:id="3"/>
+        <w:t>2</w:t>
+      </w:r>
       <w:r>
         <w:rPr>
           <w:b/>
@@ -844,7 +1115,7 @@
           <w:sz w:val="24"/>
           <w:szCs w:val="24"/>
         </w:rPr>
-        <w:t xml:space="preserve">Step 1 – </w:t>
+        <w:t xml:space="preserve"> – </w:t>
       </w:r>
       <w:r>
         <w:rPr>
@@ -853,412 +1124,17 @@
           <w:sz w:val="24"/>
           <w:szCs w:val="24"/>
         </w:rPr>
-        <w:t>Import the Entity Schema into Data Fabric</w:t>
-      </w:r>
-    </w:p>
-    <w:p>
-      <w:pPr>
-        <w:pStyle w:val="BodyText"/>
-        <w:numPr>
-          <w:ilvl w:val="0"/>
-          <w:numId w:val="30"/>
-        </w:numPr>
-        <w:rPr>
-          <w:sz w:val="20"/>
-          <w:szCs w:val="20"/>
-          <w:lang w:val="en-IN"/>
-        </w:rPr>
-      </w:pPr>
-      <w:r>
-        <w:rPr>
-          <w:sz w:val="20"/>
-          <w:szCs w:val="20"/>
-          <w:lang w:val="en-IN"/>
-        </w:rPr>
-        <w:t xml:space="preserve">Download the </w:t>
-      </w:r>
-      <w:r>
-        <w:rPr>
-          <w:b/>
-          <w:bCs/>
-          <w:sz w:val="20"/>
-          <w:szCs w:val="20"/>
-          <w:lang w:val="en-IN"/>
-        </w:rPr>
-        <w:t>Entity Schema</w:t>
-      </w:r>
-      <w:r>
-        <w:rPr>
-          <w:sz w:val="20"/>
-          <w:szCs w:val="20"/>
-          <w:lang w:val="en-IN"/>
-        </w:rPr>
-        <w:t xml:space="preserve"> file (</w:t>
-      </w:r>
-      <w:r>
-        <w:rPr>
-          <w:sz w:val="20"/>
-          <w:szCs w:val="20"/>
-          <w:lang w:val="en-IN"/>
-        </w:rPr>
-        <w:t xml:space="preserve">Location: </w:t>
-      </w:r>
-      <w:r>
-        <w:rPr>
-          <w:sz w:val="20"/>
-          <w:szCs w:val="20"/>
-        </w:rPr>
-        <w:t>https://github.com/mjworks757/hackathon26_138/blob/main/Code%20Backups/Entities%20Schema.json</w:t>
-      </w:r>
-      <w:r>
-        <w:rPr>
-          <w:sz w:val="20"/>
-          <w:szCs w:val="20"/>
-          <w:lang w:val="en-IN"/>
-        </w:rPr>
-        <w:t xml:space="preserve">). </w:t>
-      </w:r>
-    </w:p>
-    <w:p>
-      <w:pPr>
-        <w:pStyle w:val="BodyText"/>
-        <w:numPr>
-          <w:ilvl w:val="0"/>
-          <w:numId w:val="30"/>
-        </w:numPr>
-        <w:rPr>
-          <w:sz w:val="20"/>
-          <w:szCs w:val="20"/>
-          <w:lang w:val="en-IN"/>
-        </w:rPr>
-      </w:pPr>
-      <w:r>
-        <w:rPr>
-          <w:sz w:val="20"/>
-          <w:szCs w:val="20"/>
-          <w:lang w:val="en-IN"/>
-        </w:rPr>
-        <w:t xml:space="preserve">Navigate to </w:t>
-      </w:r>
-      <w:r>
-        <w:rPr>
-          <w:b/>
-          <w:bCs/>
-          <w:sz w:val="20"/>
-          <w:szCs w:val="20"/>
-          <w:lang w:val="en-IN"/>
-        </w:rPr>
-        <w:t>Data Fabric</w:t>
-      </w:r>
-      <w:r>
-        <w:rPr>
-          <w:sz w:val="20"/>
-          <w:szCs w:val="20"/>
-          <w:lang w:val="en-IN"/>
-        </w:rPr>
-        <w:t xml:space="preserve">. </w:t>
-      </w:r>
-    </w:p>
-    <w:p>
-      <w:pPr>
-        <w:pStyle w:val="BodyText"/>
-        <w:numPr>
-          <w:ilvl w:val="0"/>
-          <w:numId w:val="30"/>
-        </w:numPr>
-        <w:rPr>
-          <w:sz w:val="20"/>
-          <w:szCs w:val="20"/>
-          <w:lang w:val="en-IN"/>
-        </w:rPr>
-      </w:pPr>
-      <w:r>
-        <w:rPr>
-          <w:sz w:val="20"/>
-          <w:szCs w:val="20"/>
-          <w:lang w:val="en-IN"/>
-        </w:rPr>
-        <w:t xml:space="preserve">Go to </w:t>
-      </w:r>
-      <w:r>
-        <w:rPr>
-          <w:b/>
-          <w:bCs/>
-          <w:sz w:val="20"/>
-          <w:szCs w:val="20"/>
-          <w:lang w:val="en-IN"/>
-        </w:rPr>
-        <w:t>Import/Export</w:t>
-      </w:r>
-      <w:r>
-        <w:rPr>
-          <w:sz w:val="20"/>
-          <w:szCs w:val="20"/>
-          <w:lang w:val="en-IN"/>
-        </w:rPr>
-        <w:t xml:space="preserve"> → </w:t>
-      </w:r>
-      <w:r>
-        <w:rPr>
-          <w:b/>
-          <w:bCs/>
-          <w:sz w:val="20"/>
-          <w:szCs w:val="20"/>
-          <w:lang w:val="en-IN"/>
-        </w:rPr>
-        <w:t>Import Schema</w:t>
-      </w:r>
-      <w:r>
-        <w:rPr>
-          <w:sz w:val="20"/>
-          <w:szCs w:val="20"/>
-          <w:lang w:val="en-IN"/>
-        </w:rPr>
-        <w:t xml:space="preserve">. </w:t>
-      </w:r>
-    </w:p>
-    <w:p>
-      <w:pPr>
-        <w:pStyle w:val="BodyText"/>
-        <w:numPr>
-          <w:ilvl w:val="0"/>
-          <w:numId w:val="30"/>
-        </w:numPr>
-        <w:rPr>
-          <w:sz w:val="20"/>
-          <w:szCs w:val="20"/>
-          <w:lang w:val="en-IN"/>
-        </w:rPr>
-      </w:pPr>
-      <w:r>
-        <w:rPr>
-          <w:sz w:val="20"/>
-          <w:szCs w:val="20"/>
-          <w:lang w:val="en-IN"/>
-        </w:rPr>
-        <w:t xml:space="preserve">Select the downloaded </w:t>
-      </w:r>
-      <w:r>
-        <w:rPr>
-          <w:b/>
-          <w:bCs/>
-          <w:sz w:val="20"/>
-          <w:szCs w:val="20"/>
-          <w:lang w:val="en-IN"/>
-        </w:rPr>
-        <w:t xml:space="preserve">Entities </w:t>
-      </w:r>
-      <w:proofErr w:type="spellStart"/>
-      <w:r>
-        <w:rPr>
-          <w:b/>
-          <w:bCs/>
-          <w:sz w:val="20"/>
-          <w:szCs w:val="20"/>
-          <w:lang w:val="en-IN"/>
-        </w:rPr>
-        <w:t>Schema.json</w:t>
-      </w:r>
-      <w:proofErr w:type="spellEnd"/>
-      <w:r>
-        <w:rPr>
-          <w:sz w:val="20"/>
-          <w:szCs w:val="20"/>
-          <w:lang w:val="en-IN"/>
-        </w:rPr>
-        <w:t xml:space="preserve"> file. </w:t>
-      </w:r>
-    </w:p>
-    <w:p>
-      <w:pPr>
-        <w:pStyle w:val="BodyText"/>
-        <w:numPr>
-          <w:ilvl w:val="0"/>
-          <w:numId w:val="30"/>
-        </w:numPr>
-        <w:rPr>
-          <w:sz w:val="20"/>
-          <w:szCs w:val="20"/>
-          <w:lang w:val="en-IN"/>
-        </w:rPr>
-      </w:pPr>
-      <w:r>
-        <w:rPr>
-          <w:sz w:val="20"/>
-          <w:szCs w:val="20"/>
-          <w:lang w:val="en-IN"/>
-        </w:rPr>
-        <w:t xml:space="preserve">The </w:t>
-      </w:r>
-      <w:r>
-        <w:rPr>
-          <w:b/>
-          <w:bCs/>
-          <w:sz w:val="20"/>
-          <w:szCs w:val="20"/>
-          <w:lang w:val="en-IN"/>
-        </w:rPr>
-        <w:t>Case Management</w:t>
-      </w:r>
-      <w:r>
-        <w:rPr>
-          <w:sz w:val="20"/>
-          <w:szCs w:val="20"/>
-          <w:lang w:val="en-IN"/>
-        </w:rPr>
-        <w:t xml:space="preserve"> </w:t>
-      </w:r>
-      <w:r>
-        <w:rPr>
-          <w:sz w:val="20"/>
-          <w:szCs w:val="20"/>
-          <w:lang w:val="en-IN"/>
-        </w:rPr>
-        <w:t>entity</w:t>
-      </w:r>
-      <w:r>
-        <w:rPr>
-          <w:sz w:val="20"/>
-          <w:szCs w:val="20"/>
-          <w:lang w:val="en-IN"/>
-        </w:rPr>
-        <w:t xml:space="preserve"> will be displayed. Select the </w:t>
-      </w:r>
-      <w:r>
-        <w:rPr>
-          <w:b/>
-          <w:bCs/>
-          <w:sz w:val="20"/>
-          <w:szCs w:val="20"/>
-          <w:lang w:val="en-IN"/>
-        </w:rPr>
-        <w:t>Import</w:t>
-      </w:r>
-      <w:r>
-        <w:rPr>
-          <w:sz w:val="20"/>
-          <w:szCs w:val="20"/>
-          <w:lang w:val="en-IN"/>
-        </w:rPr>
-        <w:t xml:space="preserve"> checkbox. </w:t>
-      </w:r>
-    </w:p>
-    <w:p>
-      <w:pPr>
-        <w:pStyle w:val="BodyText"/>
-        <w:numPr>
-          <w:ilvl w:val="0"/>
-          <w:numId w:val="30"/>
-        </w:numPr>
-        <w:rPr>
-          <w:sz w:val="22"/>
-          <w:szCs w:val="22"/>
-        </w:rPr>
-      </w:pPr>
-      <w:r>
-        <w:rPr>
-          <w:sz w:val="20"/>
-          <w:szCs w:val="20"/>
-          <w:lang w:val="en-IN"/>
-        </w:rPr>
-        <w:t xml:space="preserve">Click the </w:t>
-      </w:r>
-      <w:r>
-        <w:rPr>
-          <w:b/>
-          <w:bCs/>
-          <w:sz w:val="20"/>
-          <w:szCs w:val="20"/>
-          <w:lang w:val="en-IN"/>
-        </w:rPr>
-        <w:t>Import</w:t>
-      </w:r>
-      <w:r>
-        <w:rPr>
-          <w:sz w:val="20"/>
-          <w:szCs w:val="20"/>
-          <w:lang w:val="en-IN"/>
-        </w:rPr>
-        <w:t xml:space="preserve"> button to import the entity into Data Fabric.</w:t>
-      </w:r>
-    </w:p>
-    <w:p>
-      <w:pPr>
-        <w:pStyle w:val="BodyText"/>
-        <w:rPr>
-          <w:sz w:val="20"/>
-          <w:szCs w:val="20"/>
-          <w:lang w:val="en-IN"/>
-        </w:rPr>
-      </w:pPr>
-      <w:r>
-        <w:rPr>
-          <w:sz w:val="20"/>
-          <w:szCs w:val="20"/>
-        </w:rPr>
-        <w:t>Once you complete Step 3, "Deploy Solution Package(s)," the following two entities will be available in Data Fabric:</w:t>
-      </w:r>
-    </w:p>
-    <w:p>
-      <w:pPr>
-        <w:pStyle w:val="BodyText"/>
-        <w:numPr>
-          <w:ilvl w:val="0"/>
-          <w:numId w:val="35"/>
-        </w:numPr>
-        <w:rPr>
-          <w:sz w:val="22"/>
-          <w:szCs w:val="22"/>
-        </w:rPr>
-      </w:pPr>
-      <w:r>
-        <w:rPr>
-          <w:sz w:val="20"/>
-          <w:szCs w:val="20"/>
-          <w:lang w:val="en-IN"/>
-        </w:rPr>
-        <w:t>Student Performance Details</w:t>
-      </w:r>
-    </w:p>
-    <w:p>
-      <w:pPr>
-        <w:pStyle w:val="BodyText"/>
-        <w:numPr>
-          <w:ilvl w:val="0"/>
-          <w:numId w:val="35"/>
-        </w:numPr>
-        <w:rPr>
-          <w:sz w:val="22"/>
-          <w:szCs w:val="22"/>
-        </w:rPr>
-      </w:pPr>
-      <w:r>
-        <w:rPr>
-          <w:sz w:val="20"/>
-          <w:szCs w:val="20"/>
-          <w:lang w:val="en-IN"/>
-        </w:rPr>
-        <w:t>Student Reports</w:t>
-      </w:r>
-      <w:r>
-        <w:rPr>
-          <w:sz w:val="20"/>
-          <w:szCs w:val="20"/>
-          <w:lang w:val="en-IN"/>
-        </w:rPr>
-        <w:t xml:space="preserve"> </w:t>
-      </w:r>
-    </w:p>
-    <w:p>
-      <w:pPr>
-        <w:pStyle w:val="Heading2"/>
+        <w:t>Upload</w:t>
+      </w:r>
+      <w:r>
         <w:rPr>
           <w:b/>
           <w:bCs/>
           <w:sz w:val="24"/>
           <w:szCs w:val="24"/>
         </w:rPr>
-      </w:pPr>
+        <w:t xml:space="preserve"> </w:t>
+      </w:r>
       <w:r>
         <w:rPr>
           <w:b/>
@@ -1266,7 +1142,7 @@
           <w:sz w:val="24"/>
           <w:szCs w:val="24"/>
         </w:rPr>
-        <w:t xml:space="preserve">Step </w:t>
+        <w:t>Solution</w:t>
       </w:r>
       <w:r>
         <w:rPr>
@@ -1275,51 +1151,6 @@
           <w:sz w:val="24"/>
           <w:szCs w:val="24"/>
         </w:rPr>
-        <w:t>2</w:t>
-      </w:r>
-      <w:r>
-        <w:rPr>
-          <w:b/>
-          <w:bCs/>
-          <w:sz w:val="24"/>
-          <w:szCs w:val="24"/>
-        </w:rPr>
-        <w:t xml:space="preserve"> – </w:t>
-      </w:r>
-      <w:r>
-        <w:rPr>
-          <w:b/>
-          <w:bCs/>
-          <w:sz w:val="24"/>
-          <w:szCs w:val="24"/>
-        </w:rPr>
-        <w:t>Upload</w:t>
-      </w:r>
-      <w:r>
-        <w:rPr>
-          <w:b/>
-          <w:bCs/>
-          <w:sz w:val="24"/>
-          <w:szCs w:val="24"/>
-        </w:rPr>
-        <w:t xml:space="preserve"> </w:t>
-      </w:r>
-      <w:r>
-        <w:rPr>
-          <w:b/>
-          <w:bCs/>
-          <w:sz w:val="24"/>
-          <w:szCs w:val="24"/>
-        </w:rPr>
-        <w:t>Solution</w:t>
-      </w:r>
-      <w:r>
-        <w:rPr>
-          <w:b/>
-          <w:bCs/>
-          <w:sz w:val="24"/>
-          <w:szCs w:val="24"/>
-        </w:rPr>
         <w:t xml:space="preserve"> Package(s)</w:t>
       </w:r>
     </w:p>
@@ -1360,35 +1191,16 @@
           <w:sz w:val="20"/>
           <w:szCs w:val="20"/>
         </w:rPr>
-        <w:t>GuardianSphere</w:t>
-      </w:r>
-      <w:r>
-        <w:rPr>
-          <w:sz w:val="20"/>
-          <w:szCs w:val="20"/>
-        </w:rPr>
-        <w:t xml:space="preserve"> </w:t>
-      </w:r>
-      <w:r>
-        <w:rPr>
-          <w:sz w:val="20"/>
-          <w:szCs w:val="20"/>
-        </w:rPr>
-        <w:t>Solution</w:t>
-      </w:r>
-      <w:r>
-        <w:rPr>
-          <w:sz w:val="20"/>
-          <w:szCs w:val="20"/>
-        </w:rPr>
-        <w:t xml:space="preserve">: </w:t>
-      </w:r>
-      <w:hyperlink r:id="rId5" w:history="1">
+        <w:t xml:space="preserve">GuardianSphere Solution: </w:t>
+      </w:r>
+      <w:hyperlink r:id="rId6" w:history="1">
         <w:r>
           <w:rPr>
             <w:rStyle w:val="Hyperlink"/>
+            <w:color w:val="0070C0"/>
             <w:sz w:val="20"/>
             <w:szCs w:val="20"/>
+            <w:u w:val="single"/>
           </w:rPr>
           <w:t>https://github.com/mjworks757/hackathon26_138/blob/main/Code%20Backups/Solution/GuardianSphere%20Solution-1.0.34.zip</w:t>
         </w:r>
@@ -1431,8 +1243,11 @@
       </w:r>
       <w:r>
         <w:rPr>
-          <w:sz w:val="20"/>
-          <w:szCs w:val="20"/>
+          <w:rStyle w:val="Hyperlink"/>
+          <w:color w:val="0070C0"/>
+          <w:sz w:val="20"/>
+          <w:szCs w:val="20"/>
+          <w:u w:val="single"/>
         </w:rPr>
         <w:t>https://github.com/mjworks757/hackathon26_138/blob/main/Code%20Backups/Solution/YogaTips%20Using%20Coded%20Agent%20Solution-1.0.1.zip</w:t>
       </w:r>
@@ -2410,18 +2225,22 @@
     </w:p>
     <w:p>
       <w:pPr>
-        <w:pStyle w:val="BodyText"/>
-        <w:rPr>
-          <w:sz w:val="20"/>
-          <w:szCs w:val="20"/>
-          <w:lang w:val="en-IN"/>
-        </w:rPr>
-      </w:pPr>
-      <w:r>
-        <w:rPr>
-          <w:sz w:val="20"/>
-          <w:szCs w:val="20"/>
-          <w:lang w:val="en-IN"/>
+        <w:pStyle w:val="FirstParagraph"/>
+        <w:rPr>
+          <w:rStyle w:val="Hyperlink"/>
+          <w:color w:val="0070C0"/>
+          <w:sz w:val="20"/>
+          <w:szCs w:val="20"/>
+          <w:u w:val="single"/>
+        </w:rPr>
+      </w:pPr>
+      <w:r>
+        <w:rPr>
+          <w:rStyle w:val="Hyperlink"/>
+          <w:color w:val="0070C0"/>
+          <w:sz w:val="20"/>
+          <w:szCs w:val="20"/>
+          <w:u w:val="single"/>
         </w:rPr>
         <w:t>https://github.com/mjworks757/hackathon26_138/blob/main/Code%20Backups/Assets.xlsx</w:t>
       </w:r>
@@ -3107,17 +2926,9 @@
           <w:szCs w:val="20"/>
           <w:lang w:val="en-IN"/>
         </w:rPr>
-        <w:t xml:space="preserve"> to:</w:t>
-      </w:r>
-      <w:r>
-        <w:rPr>
-          <w:sz w:val="20"/>
-          <w:szCs w:val="20"/>
-          <w:lang w:val="en-IN"/>
-        </w:rPr>
-        <w:t xml:space="preserve"> </w:t>
-      </w:r>
-      <w:hyperlink r:id="rId6" w:history="1">
+        <w:t xml:space="preserve"> to: </w:t>
+      </w:r>
+      <w:hyperlink r:id="rId7" w:history="1">
         <w:r>
           <w:rPr>
             <w:rStyle w:val="Hyperlink"/>
@@ -3335,16 +3146,19 @@
         <w:pStyle w:val="FirstParagraph"/>
         <w:ind w:left="720"/>
         <w:rPr>
-          <w:sz w:val="20"/>
-          <w:szCs w:val="20"/>
-        </w:rPr>
-      </w:pPr>
-      <w:hyperlink r:id="rId7" w:history="1">
+          <w:rStyle w:val="Hyperlink"/>
+          <w:color w:val="0070C0"/>
+          <w:u w:val="single"/>
+        </w:rPr>
+      </w:pPr>
+      <w:hyperlink r:id="rId8" w:history="1">
         <w:r>
           <w:rPr>
             <w:rStyle w:val="Hyperlink"/>
+            <w:color w:val="0070C0"/>
             <w:sz w:val="20"/>
             <w:szCs w:val="20"/>
+            <w:u w:val="single"/>
           </w:rPr>
           <w:t>https://github.com/mjworks757/hackathon26_138/blob/main/GuardianSphere%20Frontend%20Application/GuardianSphere.zip</w:t>
         </w:r>
@@ -3423,14 +3237,7 @@
           <w:sz w:val="20"/>
           <w:szCs w:val="20"/>
         </w:rPr>
-        <w:t>M</w:t>
-      </w:r>
-      <w:r>
-        <w:rPr>
-          <w:sz w:val="20"/>
-          <w:szCs w:val="20"/>
-        </w:rPr>
-        <w:t>ove the project folder to your preferred location</w:t>
+        <w:t>Move the project folder to your preferred location</w:t>
       </w:r>
       <w:r>
         <w:rPr>
@@ -3542,10 +3349,19 @@
       </w:pPr>
       <w:r>
         <w:rPr>
-          <w:sz w:val="20"/>
-          <w:szCs w:val="20"/>
-        </w:rPr>
-        <w:t xml:space="preserve">Line 20: Replace the Application ID (Client ID) and Application Secret (Client Secret) with the values generated from the UiPath External Application. </w:t>
+          <w:b/>
+          <w:bCs/>
+          <w:sz w:val="20"/>
+          <w:szCs w:val="20"/>
+        </w:rPr>
+        <w:t>Line 20</w:t>
+      </w:r>
+      <w:r>
+        <w:rPr>
+          <w:sz w:val="20"/>
+          <w:szCs w:val="20"/>
+        </w:rPr>
+        <w:t xml:space="preserve">: Replace the Application ID (Client ID) and Application Secret (Client Secret) with the values generated from the UiPath External Application. </w:t>
       </w:r>
     </w:p>
     <w:p>
@@ -3562,10 +3378,19 @@
       </w:pPr>
       <w:r>
         <w:rPr>
-          <w:sz w:val="20"/>
-          <w:szCs w:val="20"/>
-        </w:rPr>
-        <w:t xml:space="preserve">Lines 23–24: Configure the application to retrieve the Gmail Username and Gmail Password from the Windows Credential Manager using the Python keyring library. </w:t>
+          <w:b/>
+          <w:bCs/>
+          <w:sz w:val="20"/>
+          <w:szCs w:val="20"/>
+        </w:rPr>
+        <w:t>Lines 23–24</w:t>
+      </w:r>
+      <w:r>
+        <w:rPr>
+          <w:sz w:val="20"/>
+          <w:szCs w:val="20"/>
+        </w:rPr>
+        <w:t xml:space="preserve">: Configure the application to retrieve the Gmail Username and Gmail Password from the Windows Credential Manager using the Python keyring library. </w:t>
       </w:r>
     </w:p>
     <w:p>
@@ -3590,17 +3415,23 @@
     </w:p>
     <w:p>
       <w:pPr>
-        <w:pStyle w:val="BodyText"/>
+        <w:pStyle w:val="FirstParagraph"/>
         <w:ind w:left="720"/>
         <w:rPr>
-          <w:sz w:val="20"/>
-          <w:szCs w:val="20"/>
-        </w:rPr>
-      </w:pPr>
-      <w:r>
-        <w:rPr>
-          <w:sz w:val="20"/>
-          <w:szCs w:val="20"/>
+          <w:rStyle w:val="Hyperlink"/>
+          <w:color w:val="0070C0"/>
+          <w:sz w:val="20"/>
+          <w:szCs w:val="20"/>
+          <w:u w:val="single"/>
+        </w:rPr>
+      </w:pPr>
+      <w:r>
+        <w:rPr>
+          <w:rStyle w:val="Hyperlink"/>
+          <w:color w:val="0070C0"/>
+          <w:sz w:val="20"/>
+          <w:szCs w:val="20"/>
+          <w:u w:val="single"/>
         </w:rPr>
         <w:t>https://github.com/mjworks757/hackathon26_138/tree/main/Code%20Backups/Other%20Code</w:t>
       </w:r>
@@ -3644,14 +3475,7 @@
           <w:sz w:val="20"/>
           <w:szCs w:val="20"/>
         </w:rPr>
-        <w:t>Open a terminal or Command Prompt</w:t>
-      </w:r>
-      <w:r>
-        <w:rPr>
-          <w:sz w:val="20"/>
-          <w:szCs w:val="20"/>
-        </w:rPr>
-        <w:t xml:space="preserve"> (Windows)</w:t>
+        <w:t>Open a terminal or Command Prompt (Windows)</w:t>
       </w:r>
     </w:p>
     <w:p>
@@ -3910,16 +3734,7 @@
           <w:sz w:val="20"/>
           <w:szCs w:val="20"/>
         </w:rPr>
-        <w:t>If you see the message below,</w:t>
-      </w:r>
-      <w:r>
-        <w:rPr>
-          <w:b/>
-          <w:bCs/>
-          <w:sz w:val="20"/>
-          <w:szCs w:val="20"/>
-        </w:rPr>
-        <w:t xml:space="preserve"> </w:t>
+        <w:t xml:space="preserve">If you see the message below, </w:t>
       </w:r>
     </w:p>
     <w:p>
@@ -3985,16 +3800,7 @@
           <w:sz w:val="20"/>
           <w:szCs w:val="20"/>
         </w:rPr>
-        <w:t>U</w:t>
-      </w:r>
-      <w:r>
-        <w:rPr>
-          <w:b/>
-          <w:bCs/>
-          <w:sz w:val="20"/>
-          <w:szCs w:val="20"/>
-        </w:rPr>
-        <w:t>pgrade pip by running the following command</w:t>
+        <w:t>Upgrade pip by running the following command</w:t>
       </w:r>
       <w:r>
         <w:rPr>
@@ -4081,7 +3887,7 @@
     <w:p>
       <w:r>
         <w:pict w14:anchorId="4DEA008C">
-          <v:rect id="_x0000_i3329" style="width:0;height:1.5pt" o:hralign="center" o:hrstd="t" o:hr="t"/>
+          <v:rect id="_x0000_i1030" style="width:0;height:1.5pt" o:hralign="center" o:hrstd="t" o:hr="t"/>
         </w:pict>
       </w:r>
       <w:bookmarkStart w:id="11" w:name="step-2-submit-a-new-case"/>
@@ -4163,6 +3969,9 @@
         <w:pStyle w:val="BodyText"/>
       </w:pPr>
       <w:r>
+        <w:rPr>
+          <w:noProof/>
+        </w:rPr>
         <w:drawing>
           <wp:inline distT="0" distB="0" distL="0" distR="0" wp14:anchorId="76E507C5" wp14:editId="340177F8">
             <wp:extent cx="5943600" cy="2583180"/>
@@ -4179,7 +3988,7 @@
                     <pic:cNvPicPr/>
                   </pic:nvPicPr>
                   <pic:blipFill>
-                    <a:blip r:embed="rId8"/>
+                    <a:blip r:embed="rId9"/>
                     <a:stretch>
                       <a:fillRect/>
                     </a:stretch>
@@ -4254,21 +4063,7 @@
           <w:sz w:val="20"/>
           <w:szCs w:val="20"/>
         </w:rPr>
-        <w:t xml:space="preserve"> (Example: </w:t>
-      </w:r>
-      <w:r>
-        <w:rPr>
-          <w:sz w:val="20"/>
-          <w:szCs w:val="20"/>
-        </w:rPr>
-        <w:t>ADMN-2026-0001</w:t>
-      </w:r>
-      <w:r>
-        <w:rPr>
-          <w:sz w:val="20"/>
-          <w:szCs w:val="20"/>
-        </w:rPr>
-        <w:t>)</w:t>
+        <w:t xml:space="preserve"> (Example: ADMN-2026-0001)</w:t>
       </w:r>
     </w:p>
     <w:p>
@@ -4403,7 +4198,7 @@
     <w:p>
       <w:r>
         <w:pict w14:anchorId="2523ECE7">
-          <v:rect id="_x0000_i3330" style="width:0;height:1.5pt" o:hralign="center" o:hrstd="t" o:hr="t"/>
+          <v:rect id="_x0000_i1031" style="width:0;height:1.5pt" o:hralign="center" o:hrstd="t" o:hr="t"/>
         </w:pict>
       </w:r>
       <w:bookmarkStart w:id="12" w:name="career-guidance-case"/>
@@ -4494,12 +4289,20 @@
           <w:sz w:val="20"/>
           <w:szCs w:val="20"/>
         </w:rPr>
-        <w:t>The email subject must include</w:t>
-      </w:r>
-      <w:r>
-        <w:rPr>
-          <w:b/>
-          <w:bCs/>
+        <w:t xml:space="preserve">The email subject must include </w:t>
+      </w:r>
+      <w:r>
+        <w:rPr>
+          <w:b/>
+          <w:bCs/>
+          <w:sz w:val="20"/>
+          <w:szCs w:val="20"/>
+          <w:lang w:val="en-IN"/>
+        </w:rPr>
+        <w:t>Evaluation Report</w:t>
+      </w:r>
+      <w:r>
+        <w:rPr>
           <w:sz w:val="20"/>
           <w:szCs w:val="20"/>
         </w:rPr>
@@ -4511,23 +4314,6 @@
           <w:bCs/>
           <w:sz w:val="20"/>
           <w:szCs w:val="20"/>
-          <w:lang w:val="en-IN"/>
-        </w:rPr>
-        <w:t>Evaluation Report</w:t>
-      </w:r>
-      <w:r>
-        <w:rPr>
-          <w:sz w:val="20"/>
-          <w:szCs w:val="20"/>
-        </w:rPr>
-        <w:t xml:space="preserve"> </w:t>
-      </w:r>
-      <w:r>
-        <w:rPr>
-          <w:b/>
-          <w:bCs/>
-          <w:sz w:val="20"/>
-          <w:szCs w:val="20"/>
         </w:rPr>
         <w:t>&lt;student phone number&gt;</w:t>
       </w:r>
@@ -4546,17 +4332,7 @@
           <w:szCs w:val="20"/>
           <w:lang w:val="en-IN"/>
         </w:rPr>
-        <w:t>Evaluation Report +919266711757</w:t>
-      </w:r>
-      <w:r>
-        <w:rPr>
-          <w:b/>
-          <w:bCs/>
-          <w:sz w:val="20"/>
-          <w:szCs w:val="20"/>
-          <w:lang w:val="en-IN"/>
-        </w:rPr>
-        <w:t>)</w:t>
+        <w:t>Evaluation Report +919266711757)</w:t>
       </w:r>
     </w:p>
     <w:p>
@@ -4602,20 +4378,24 @@
         </w:rPr>
         <w:t xml:space="preserve">: </w:t>
       </w:r>
-      <w:hyperlink r:id="rId9" w:history="1">
+      <w:hyperlink r:id="rId10" w:history="1">
         <w:r>
           <w:rPr>
             <w:rStyle w:val="Hyperlink"/>
+            <w:color w:val="0070C0"/>
             <w:sz w:val="20"/>
             <w:szCs w:val="20"/>
+            <w:u w:val="single"/>
           </w:rPr>
           <w:t>https://github.com/mjworks757/hackathon26_138/blob/main/Sample%20Input%20Files/Aarav_Student_Report_Card.pdf</w:t>
         </w:r>
       </w:hyperlink>
       <w:r>
         <w:rPr>
-          <w:sz w:val="20"/>
-          <w:szCs w:val="20"/>
+          <w:color w:val="0070C0"/>
+          <w:sz w:val="20"/>
+          <w:szCs w:val="20"/>
+          <w:u w:val="single"/>
         </w:rPr>
         <w:t>)</w:t>
       </w:r>
@@ -4675,6 +4455,7 @@
       </w:pPr>
       <w:r>
         <w:rPr>
+          <w:noProof/>
           <w:sz w:val="20"/>
           <w:szCs w:val="20"/>
         </w:rPr>
@@ -4694,7 +4475,7 @@
                     <pic:cNvPicPr/>
                   </pic:nvPicPr>
                   <pic:blipFill>
-                    <a:blip r:embed="rId10"/>
+                    <a:blip r:embed="rId11"/>
                     <a:stretch>
                       <a:fillRect/>
                     </a:stretch>
@@ -4726,7 +4507,7 @@
       </w:pPr>
       <w:r>
         <w:pict w14:anchorId="47CFFC35">
-          <v:rect id="_x0000_i3350" style="width:0;height:1.5pt" o:hralign="center" o:hrstd="t" o:hr="t"/>
+          <v:rect id="_x0000_i1032" style="width:0;height:1.5pt" o:hralign="center" o:hrstd="t" o:hr="t"/>
         </w:pict>
       </w:r>
     </w:p>
@@ -4812,7 +4593,15 @@
           <w:szCs w:val="20"/>
           <w:lang w:val="en-IN"/>
         </w:rPr>
-        <w:t>Cyberbullying,</w:t>
+        <w:t xml:space="preserve">Cyberbullying, </w:t>
+      </w:r>
+      <w:r>
+        <w:rPr>
+          <w:sz w:val="20"/>
+          <w:szCs w:val="20"/>
+          <w:lang w:val="en-IN"/>
+        </w:rPr>
+        <w:t>"Unsafe Content",</w:t>
       </w:r>
       <w:r>
         <w:rPr>
@@ -4828,45 +4617,74 @@
           <w:szCs w:val="20"/>
           <w:lang w:val="en-IN"/>
         </w:rPr>
-        <w:t>"Unsafe Content",</w:t>
-      </w:r>
-      <w:r>
-        <w:rPr>
-          <w:sz w:val="20"/>
-          <w:szCs w:val="20"/>
-          <w:lang w:val="en-IN"/>
+        <w:t>"Excessive Screen Time",</w:t>
+      </w:r>
+      <w:r>
+        <w:rPr>
+          <w:sz w:val="20"/>
+          <w:szCs w:val="20"/>
+          <w:lang w:val="en-IN"/>
+        </w:rPr>
+        <w:t xml:space="preserve"> or </w:t>
+      </w:r>
+      <w:r>
+        <w:rPr>
+          <w:sz w:val="20"/>
+          <w:szCs w:val="20"/>
+          <w:lang w:val="en-IN"/>
+        </w:rPr>
+        <w:t>"Unknown"</w:t>
+      </w:r>
+      <w:r>
+        <w:rPr>
+          <w:sz w:val="20"/>
+          <w:szCs w:val="20"/>
+          <w:lang w:val="en-IN"/>
+        </w:rPr>
+        <w:t>)</w:t>
+      </w:r>
+    </w:p>
+    <w:p>
+      <w:pPr>
+        <w:pStyle w:val="Compact"/>
+        <w:numPr>
+          <w:ilvl w:val="0"/>
+          <w:numId w:val="8"/>
+        </w:numPr>
+        <w:rPr>
+          <w:sz w:val="20"/>
+          <w:szCs w:val="20"/>
+        </w:rPr>
+      </w:pPr>
+      <w:r>
+        <w:rPr>
+          <w:sz w:val="20"/>
+          <w:szCs w:val="20"/>
+        </w:rPr>
+        <w:t>Upload Screenshot (Currently, only PDF files are supported. You can download the sample input file from the following location:</w:t>
+      </w:r>
+      <w:r>
+        <w:rPr>
+          <w:sz w:val="20"/>
+          <w:szCs w:val="20"/>
         </w:rPr>
         <w:t xml:space="preserve"> </w:t>
       </w:r>
       <w:r>
         <w:rPr>
-          <w:sz w:val="20"/>
-          <w:szCs w:val="20"/>
-          <w:lang w:val="en-IN"/>
-        </w:rPr>
-        <w:t>"Excessive Screen Time",</w:t>
-      </w:r>
-      <w:r>
-        <w:rPr>
-          <w:sz w:val="20"/>
-          <w:szCs w:val="20"/>
-          <w:lang w:val="en-IN"/>
-        </w:rPr>
-        <w:t xml:space="preserve"> or </w:t>
-      </w:r>
-      <w:r>
-        <w:rPr>
-          <w:sz w:val="20"/>
-          <w:szCs w:val="20"/>
-          <w:lang w:val="en-IN"/>
-        </w:rPr>
-        <w:t>"Unknown"</w:t>
-      </w:r>
-      <w:r>
-        <w:rPr>
-          <w:sz w:val="20"/>
-          <w:szCs w:val="20"/>
-          <w:lang w:val="en-IN"/>
+          <w:b/>
+          <w:bCs/>
+          <w:color w:val="0070C0"/>
+          <w:sz w:val="20"/>
+          <w:szCs w:val="20"/>
+          <w:u w:val="single"/>
+        </w:rPr>
+        <w:t>https://github.com/mjworks757/hackathon26_138/blob/main/Sample%20Input%20Files/DigialThreat%20for%20Kiaan.pdf</w:t>
+      </w:r>
+      <w:r>
+        <w:rPr>
+          <w:sz w:val="20"/>
+          <w:szCs w:val="20"/>
         </w:rPr>
         <w:t>)</w:t>
       </w:r>
@@ -4888,69 +4706,7 @@
           <w:sz w:val="20"/>
           <w:szCs w:val="20"/>
         </w:rPr>
-        <w:t>Upload Screenshot (</w:t>
-      </w:r>
-      <w:r>
-        <w:rPr>
-          <w:sz w:val="20"/>
-          <w:szCs w:val="20"/>
-        </w:rPr>
-        <w:t>Currently, only PDF files are supported. You can download the sample input file from the following location:</w:t>
-      </w:r>
-      <w:r>
-        <w:rPr>
-          <w:sz w:val="20"/>
-          <w:szCs w:val="20"/>
-        </w:rPr>
-        <w:t xml:space="preserve"> </w:t>
-      </w:r>
-      <w:r>
-        <w:rPr>
-          <w:sz w:val="20"/>
-          <w:szCs w:val="20"/>
-        </w:rPr>
-        <w:t>https://github.com/mjworks757/hackathon26_138/blob/main/Sample%20Input%20Files/UiPath_PracticeTest_Attempt2.pdf</w:t>
-      </w:r>
-      <w:r>
-        <w:rPr>
-          <w:sz w:val="20"/>
-          <w:szCs w:val="20"/>
-        </w:rPr>
-        <w:t>)</w:t>
-      </w:r>
-    </w:p>
-    <w:p>
-      <w:pPr>
-        <w:pStyle w:val="Compact"/>
-        <w:numPr>
-          <w:ilvl w:val="0"/>
-          <w:numId w:val="8"/>
-        </w:numPr>
-        <w:rPr>
-          <w:sz w:val="20"/>
-          <w:szCs w:val="20"/>
-        </w:rPr>
-      </w:pPr>
-      <w:r>
-        <w:rPr>
-          <w:sz w:val="20"/>
-          <w:szCs w:val="20"/>
-        </w:rPr>
-        <w:t xml:space="preserve">Click Send </w:t>
-      </w:r>
-      <w:r>
-        <w:rPr>
-          <w:sz w:val="20"/>
-          <w:szCs w:val="20"/>
-        </w:rPr>
-        <w:t>Details</w:t>
-      </w:r>
-      <w:r>
-        <w:rPr>
-          <w:sz w:val="20"/>
-          <w:szCs w:val="20"/>
-        </w:rPr>
-        <w:t xml:space="preserve"> to submit the case</w:t>
+        <w:t>Click Send Details to submit the case</w:t>
       </w:r>
     </w:p>
     <w:p>
@@ -4959,7 +4715,7 @@
       </w:pPr>
       <w:r>
         <w:pict w14:anchorId="3190ABC8">
-          <v:rect id="_x0000_i3351" style="width:0;height:1.5pt" o:hralign="center" o:hrstd="t" o:hr="t"/>
+          <v:rect id="_x0000_i1033" style="width:0;height:1.5pt" o:hralign="center" o:hrstd="t" o:hr="t"/>
         </w:pict>
       </w:r>
     </w:p>
@@ -5076,35 +4832,7 @@
           <w:sz w:val="20"/>
           <w:szCs w:val="20"/>
         </w:rPr>
-        <w:t>Upload Report Card (</w:t>
-      </w:r>
-      <w:r>
-        <w:rPr>
-          <w:sz w:val="20"/>
-          <w:szCs w:val="20"/>
-        </w:rPr>
-        <w:t>You can download the sample input file from the following location:</w:t>
-      </w:r>
-      <w:r>
-        <w:rPr>
-          <w:sz w:val="20"/>
-          <w:szCs w:val="20"/>
-        </w:rPr>
-        <w:t xml:space="preserve"> </w:t>
-      </w:r>
-      <w:r>
-        <w:rPr>
-          <w:sz w:val="20"/>
-          <w:szCs w:val="20"/>
-        </w:rPr>
-        <w:t>https://github.com/mjworks757/hackathon26_138/blob/main/Sample%20Input%20Files/Grade5_Student_Report_and_Certificates.docx</w:t>
-      </w:r>
-      <w:r>
-        <w:rPr>
-          <w:sz w:val="20"/>
-          <w:szCs w:val="20"/>
-        </w:rPr>
-        <w:t>)</w:t>
+        <w:t>Upload Report Card (You can download the sample input file from the following location: https://github.com/mjworks757/hackathon26_138/blob/main/Sample%20Input%20Files/Grade5_Student_Report_and_Certificates.docx)</w:t>
       </w:r>
     </w:p>
     <w:p>
@@ -5157,7 +4885,7 @@
     <w:p>
       <w:r>
         <w:pict w14:anchorId="6E441EED">
-          <v:rect id="_x0000_i3331" style="width:0;height:1.5pt" o:hralign="center" o:hrstd="t" o:hr="t"/>
+          <v:rect id="_x0000_i1034" style="width:0;height:1.5pt" o:hralign="center" o:hrstd="t" o:hr="t"/>
         </w:pict>
       </w:r>
     </w:p>
@@ -5499,7 +5227,7 @@
     <w:p>
       <w:r>
         <w:pict w14:anchorId="71F8B604">
-          <v:rect id="_x0000_i3332" style="width:0;height:1.5pt" o:hralign="center" o:hrstd="t" o:hr="t"/>
+          <v:rect id="_x0000_i1035" style="width:0;height:1.5pt" o:hralign="center" o:hrstd="t" o:hr="t"/>
         </w:pict>
       </w:r>
     </w:p>
@@ -5593,35 +5321,7 @@
           <w:sz w:val="20"/>
           <w:szCs w:val="20"/>
         </w:rPr>
-        <w:t xml:space="preserve">, </w:t>
-      </w:r>
-      <w:r>
-        <w:rPr>
-          <w:sz w:val="20"/>
-          <w:szCs w:val="20"/>
-        </w:rPr>
-        <w:t>Academic Percentage</w:t>
-      </w:r>
-      <w:r>
-        <w:rPr>
-          <w:sz w:val="20"/>
-          <w:szCs w:val="20"/>
-        </w:rPr>
-        <w:t xml:space="preserve">, </w:t>
-      </w:r>
-      <w:r>
-        <w:rPr>
-          <w:sz w:val="20"/>
-          <w:szCs w:val="20"/>
-        </w:rPr>
-        <w:t>Attendance Percentage</w:t>
-      </w:r>
-      <w:r>
-        <w:rPr>
-          <w:sz w:val="20"/>
-          <w:szCs w:val="20"/>
-        </w:rPr>
-        <w:t xml:space="preserve">, </w:t>
+        <w:t xml:space="preserve">, Academic Percentage, Attendance Percentage, </w:t>
       </w:r>
       <w:proofErr w:type="spellStart"/>
       <w:r>
@@ -5637,27 +5337,13 @@
           <w:sz w:val="20"/>
           <w:szCs w:val="20"/>
         </w:rPr>
-        <w:t xml:space="preserve"> and </w:t>
-      </w:r>
-      <w:r>
-        <w:rPr>
-          <w:sz w:val="20"/>
-          <w:szCs w:val="20"/>
-        </w:rPr>
-        <w:t>Email Address</w:t>
-      </w:r>
-      <w:r>
-        <w:rPr>
-          <w:sz w:val="20"/>
-          <w:szCs w:val="20"/>
-        </w:rPr>
-        <w:t>)</w:t>
+        <w:t xml:space="preserve"> and Email Address)</w:t>
       </w:r>
     </w:p>
     <w:p>
       <w:r>
         <w:pict w14:anchorId="6D6BBDA6">
-          <v:rect id="_x0000_i3333" style="width:0;height:1.5pt" o:hralign="center" o:hrstd="t" o:hr="t"/>
+          <v:rect id="_x0000_i1036" style="width:0;height:1.5pt" o:hralign="center" o:hrstd="t" o:hr="t"/>
         </w:pict>
       </w:r>
     </w:p>
@@ -5786,7 +5472,7 @@
     <w:p>
       <w:r>
         <w:pict w14:anchorId="565D6BDD">
-          <v:rect id="_x0000_i3336" style="width:0;height:1.5pt" o:hralign="center" o:hrstd="t" o:hr="t"/>
+          <v:rect id="_x0000_i1037" style="width:0;height:1.5pt" o:hralign="center" o:hrstd="t" o:hr="t"/>
         </w:pict>
       </w:r>
     </w:p>
@@ -5958,7 +5644,7 @@
     <w:p>
       <w:r>
         <w:pict w14:anchorId="58FFDE77">
-          <v:rect id="_x0000_i3337" style="width:0;height:1.5pt" o:hralign="center" o:hrstd="t" o:hr="t"/>
+          <v:rect id="_x0000_i1038" style="width:0;height:1.5pt" o:hralign="center" o:hrstd="t" o:hr="t"/>
         </w:pict>
       </w:r>
     </w:p>

--- a/GuardianSphere – Setup & Runbook.docx
+++ b/GuardianSphere – Setup & Runbook.docx
@@ -351,6 +351,7 @@
           <w:rFonts w:ascii="Consolas" w:hAnsi="Consolas"/>
           <w:b/>
           <w:bCs/>
+          <w:noProof/>
           <w:sz w:val="20"/>
           <w:szCs w:val="20"/>
           <w:lang w:val="en-IN"/>
@@ -727,8 +728,12 @@
       </w:r>
       <w:r>
         <w:rPr>
-          <w:sz w:val="20"/>
-          <w:szCs w:val="20"/>
+          <w:b/>
+          <w:bCs/>
+          <w:color w:val="0070C0"/>
+          <w:sz w:val="20"/>
+          <w:szCs w:val="20"/>
+          <w:u w:val="single"/>
         </w:rPr>
         <w:t>https://github.com/mjworks757/hackathon26_138/blob/main/Code%20Backups/Entities%20Schema.json</w:t>
       </w:r>
@@ -1193,18 +1198,31 @@
         </w:rPr>
         <w:t xml:space="preserve">GuardianSphere Solution: </w:t>
       </w:r>
-      <w:hyperlink r:id="rId6" w:history="1">
-        <w:r>
-          <w:rPr>
-            <w:rStyle w:val="Hyperlink"/>
-            <w:color w:val="0070C0"/>
-            <w:sz w:val="20"/>
-            <w:szCs w:val="20"/>
-            <w:u w:val="single"/>
-          </w:rPr>
-          <w:t>https://github.com/mjworks757/hackathon26_138/blob/main/Code%20Backups/Solution/GuardianSphere%20Solution-1.0.34.zip</w:t>
-        </w:r>
-      </w:hyperlink>
+    </w:p>
+    <w:p>
+      <w:pPr>
+        <w:pStyle w:val="BodyText"/>
+        <w:ind w:left="1440"/>
+        <w:rPr>
+          <w:b/>
+          <w:bCs/>
+          <w:color w:val="0070C0"/>
+          <w:sz w:val="20"/>
+          <w:szCs w:val="20"/>
+          <w:u w:val="single"/>
+        </w:rPr>
+      </w:pPr>
+      <w:r>
+        <w:rPr>
+          <w:b/>
+          <w:bCs/>
+          <w:color w:val="0070C0"/>
+          <w:sz w:val="20"/>
+          <w:szCs w:val="20"/>
+          <w:u w:val="single"/>
+        </w:rPr>
+        <w:t>https://github.com/mjworks757/hackathon26_138/blob/main/Code%20Backups/Solution/GuardianSphere%20Solution-1.0.37.zip</w:t>
+      </w:r>
     </w:p>
     <w:p>
       <w:pPr>
@@ -1244,6 +1262,8 @@
       <w:r>
         <w:rPr>
           <w:rStyle w:val="Hyperlink"/>
+          <w:b/>
+          <w:bCs/>
           <w:color w:val="0070C0"/>
           <w:sz w:val="20"/>
           <w:szCs w:val="20"/>
@@ -1511,6 +1531,7 @@
           <w:szCs w:val="20"/>
           <w:lang w:val="en-IN"/>
         </w:rPr>
+        <w:lastRenderedPageBreak/>
         <w:t xml:space="preserve">Navigate to </w:t>
       </w:r>
       <w:r>
@@ -1587,7 +1608,6 @@
           <w:szCs w:val="20"/>
           <w:lang w:val="en-IN"/>
         </w:rPr>
-        <w:lastRenderedPageBreak/>
         <w:t xml:space="preserve">Verify that the </w:t>
       </w:r>
       <w:r>
@@ -2228,6 +2248,8 @@
         <w:pStyle w:val="FirstParagraph"/>
         <w:rPr>
           <w:rStyle w:val="Hyperlink"/>
+          <w:b/>
+          <w:bCs/>
           <w:color w:val="0070C0"/>
           <w:sz w:val="20"/>
           <w:szCs w:val="20"/>
@@ -2237,6 +2259,8 @@
       <w:r>
         <w:rPr>
           <w:rStyle w:val="Hyperlink"/>
+          <w:b/>
+          <w:bCs/>
           <w:color w:val="0070C0"/>
           <w:sz w:val="20"/>
           <w:szCs w:val="20"/>
@@ -2908,6 +2932,7 @@
           <w:szCs w:val="20"/>
           <w:lang w:val="en-IN"/>
         </w:rPr>
+        <w:lastRenderedPageBreak/>
         <w:t xml:space="preserve">Set the </w:t>
       </w:r>
       <w:r>
@@ -2928,7 +2953,7 @@
         </w:rPr>
         <w:t xml:space="preserve"> to: </w:t>
       </w:r>
-      <w:hyperlink r:id="rId7" w:history="1">
+      <w:hyperlink r:id="rId6" w:history="1">
         <w:r>
           <w:rPr>
             <w:rStyle w:val="Hyperlink"/>
@@ -2958,7 +2983,6 @@
           <w:szCs w:val="20"/>
           <w:lang w:val="en-IN"/>
         </w:rPr>
-        <w:lastRenderedPageBreak/>
         <w:t xml:space="preserve">Click </w:t>
       </w:r>
       <w:r>
@@ -3147,14 +3171,18 @@
         <w:ind w:left="720"/>
         <w:rPr>
           <w:rStyle w:val="Hyperlink"/>
+          <w:b/>
+          <w:bCs/>
           <w:color w:val="0070C0"/>
           <w:u w:val="single"/>
         </w:rPr>
       </w:pPr>
-      <w:hyperlink r:id="rId8" w:history="1">
+      <w:hyperlink r:id="rId7" w:history="1">
         <w:r>
           <w:rPr>
             <w:rStyle w:val="Hyperlink"/>
+            <w:b/>
+            <w:bCs/>
             <w:color w:val="0070C0"/>
             <w:sz w:val="20"/>
             <w:szCs w:val="20"/>
@@ -3419,6 +3447,8 @@
         <w:ind w:left="720"/>
         <w:rPr>
           <w:rStyle w:val="Hyperlink"/>
+          <w:b/>
+          <w:bCs/>
           <w:color w:val="0070C0"/>
           <w:sz w:val="20"/>
           <w:szCs w:val="20"/>
@@ -3428,6 +3458,8 @@
       <w:r>
         <w:rPr>
           <w:rStyle w:val="Hyperlink"/>
+          <w:b/>
+          <w:bCs/>
           <w:color w:val="0070C0"/>
           <w:sz w:val="20"/>
           <w:szCs w:val="20"/>
@@ -3734,6 +3766,7 @@
           <w:sz w:val="20"/>
           <w:szCs w:val="20"/>
         </w:rPr>
+        <w:lastRenderedPageBreak/>
         <w:t xml:space="preserve">If you see the message below, </w:t>
       </w:r>
     </w:p>
@@ -3750,7 +3783,6 @@
           <w:sz w:val="20"/>
           <w:szCs w:val="20"/>
         </w:rPr>
-        <w:lastRenderedPageBreak/>
         <w:t>[notice] A new release of pip is available: 26.1.1 -&gt; 26.1.2</w:t>
       </w:r>
     </w:p>
@@ -3988,7 +4020,7 @@
                     <pic:cNvPicPr/>
                   </pic:nvPicPr>
                   <pic:blipFill>
-                    <a:blip r:embed="rId9"/>
+                    <a:blip r:embed="rId8"/>
                     <a:stretch>
                       <a:fillRect/>
                     </a:stretch>
@@ -4256,6 +4288,7 @@
           <w:sz w:val="20"/>
           <w:szCs w:val="20"/>
         </w:rPr>
+        <w:lastRenderedPageBreak/>
         <w:t>Teacher Email</w:t>
       </w:r>
     </w:p>
@@ -4279,7 +4312,6 @@
           <w:sz w:val="20"/>
           <w:szCs w:val="20"/>
         </w:rPr>
-        <w:lastRenderedPageBreak/>
         <w:t>Subject (</w:t>
       </w:r>
       <w:r>
@@ -4378,10 +4410,12 @@
         </w:rPr>
         <w:t xml:space="preserve">: </w:t>
       </w:r>
-      <w:hyperlink r:id="rId10" w:history="1">
+      <w:hyperlink r:id="rId9" w:history="1">
         <w:r>
           <w:rPr>
             <w:rStyle w:val="Hyperlink"/>
+            <w:b/>
+            <w:bCs/>
             <w:color w:val="0070C0"/>
             <w:sz w:val="20"/>
             <w:szCs w:val="20"/>
@@ -4475,7 +4509,7 @@
                     <pic:cNvPicPr/>
                   </pic:nvPicPr>
                   <pic:blipFill>
-                    <a:blip r:embed="rId11"/>
+                    <a:blip r:embed="rId10"/>
                     <a:stretch>
                       <a:fillRect/>
                     </a:stretch>
@@ -4764,6 +4798,7 @@
           <w:sz w:val="20"/>
           <w:szCs w:val="20"/>
         </w:rPr>
+        <w:lastRenderedPageBreak/>
         <w:t xml:space="preserve">Student </w:t>
       </w:r>
       <w:r>
@@ -4791,7 +4826,6 @@
           <w:sz w:val="20"/>
           <w:szCs w:val="20"/>
         </w:rPr>
-        <w:lastRenderedPageBreak/>
         <w:t>Interests</w:t>
       </w:r>
     </w:p>
@@ -4832,7 +4866,25 @@
           <w:sz w:val="20"/>
           <w:szCs w:val="20"/>
         </w:rPr>
-        <w:t>Upload Report Card (You can download the sample input file from the following location: https://github.com/mjworks757/hackathon26_138/blob/main/Sample%20Input%20Files/Grade5_Student_Report_and_Certificates.docx)</w:t>
+        <w:t xml:space="preserve">Upload Report Card (You can download the sample input file from the following location: </w:t>
+      </w:r>
+      <w:r>
+        <w:rPr>
+          <w:b/>
+          <w:bCs/>
+          <w:color w:val="0070C0"/>
+          <w:sz w:val="20"/>
+          <w:szCs w:val="20"/>
+          <w:u w:val="single"/>
+        </w:rPr>
+        <w:t>https://github.com/mjworks757/hackathon26_138/blob/main/Sample%20Input%20Files/Grade5_Student_Report_and_Certificates.docx</w:t>
+      </w:r>
+      <w:r>
+        <w:rPr>
+          <w:sz w:val="20"/>
+          <w:szCs w:val="20"/>
+        </w:rPr>
+        <w:t>)</w:t>
       </w:r>
     </w:p>
     <w:p>

--- a/GuardianSphere – Setup & Runbook.docx
+++ b/GuardianSphere – Setup & Runbook.docx
@@ -3995,11 +3995,57 @@
         </w:rPr>
         <w:t>.</w:t>
       </w:r>
+      <w:r>
+        <w:rPr>
+          <w:sz w:val="20"/>
+          <w:szCs w:val="20"/>
+        </w:rPr>
+        <w:t xml:space="preserve"> </w:t>
+      </w:r>
     </w:p>
     <w:p>
       <w:pPr>
         <w:pStyle w:val="BodyText"/>
       </w:pPr>
+      <w:r>
+        <w:rPr>
+          <w:b/>
+          <w:bCs/>
+          <w:sz w:val="20"/>
+          <w:szCs w:val="20"/>
+        </w:rPr>
+        <w:t>Please note:</w:t>
+      </w:r>
+      <w:r>
+        <w:rPr>
+          <w:sz w:val="20"/>
+          <w:szCs w:val="20"/>
+        </w:rPr>
+        <w:t xml:space="preserve"> At the moment, only the </w:t>
+      </w:r>
+      <w:r>
+        <w:rPr>
+          <w:b/>
+          <w:bCs/>
+          <w:sz w:val="20"/>
+          <w:szCs w:val="20"/>
+        </w:rPr>
+        <w:t>Parent Concern</w:t>
+      </w:r>
+      <w:r>
+        <w:rPr>
+          <w:sz w:val="20"/>
+          <w:szCs w:val="20"/>
+        </w:rPr>
+        <w:t xml:space="preserve"> page is functional. The remaining pages are currently non-functional. They are planned for future development and will be made fully functional in upcoming updates</w:t>
+      </w:r>
+      <w:r>
+        <w:rPr>
+          <w:sz w:val="20"/>
+          <w:szCs w:val="20"/>
+        </w:rPr>
+        <w:t>.</w:t>
+      </w:r>
       <w:r>
         <w:rPr>
           <w:noProof/>
@@ -4252,6 +4298,7 @@
           <w:sz w:val="24"/>
           <w:szCs w:val="24"/>
         </w:rPr>
+        <w:lastRenderedPageBreak/>
         <w:t>Wellness Case</w:t>
       </w:r>
     </w:p>
@@ -4288,7 +4335,6 @@
           <w:sz w:val="20"/>
           <w:szCs w:val="20"/>
         </w:rPr>
-        <w:lastRenderedPageBreak/>
         <w:t>Teacher Email</w:t>
       </w:r>
     </w:p>
@@ -4748,6 +4794,7 @@
         <w:pStyle w:val="Abstract"/>
       </w:pPr>
       <w:r>
+        <w:lastRenderedPageBreak/>
         <w:pict w14:anchorId="3190ABC8">
           <v:rect id="_x0000_i1033" style="width:0;height:1.5pt" o:hralign="center" o:hrstd="t" o:hr="t"/>
         </w:pict>
@@ -4798,7 +4845,6 @@
           <w:sz w:val="20"/>
           <w:szCs w:val="20"/>
         </w:rPr>
-        <w:lastRenderedPageBreak/>
         <w:t xml:space="preserve">Student </w:t>
       </w:r>
       <w:r>
@@ -5518,6 +5564,7 @@
           <w:sz w:val="20"/>
           <w:szCs w:val="20"/>
         </w:rPr>
+        <w:lastRenderedPageBreak/>
         <w:t>No manual intervention is required.</w:t>
       </w:r>
     </w:p>
@@ -5547,7 +5594,6 @@
           <w:sz w:val="24"/>
           <w:szCs w:val="24"/>
         </w:rPr>
-        <w:lastRenderedPageBreak/>
         <w:t xml:space="preserve">Step </w:t>
       </w:r>
       <w:r>
